--- a/career/submission/경력기술서_이영한_쿠팡GlobalInvestigations.docx
+++ b/career/submission/경력기술서_이영한_쿠팡GlobalInvestigations.docx
@@ -156,6 +156,47 @@
           <w:sz w:val="19"/>
           <w:szCs w:val="19"/>
         </w:rPr>
+        <w:t xml:space="preserve">현재 자리에서는 그룹 내부조사를 직접 수행·종결하고 있습니다. </w:t>
+      </w:r>
+      <w:r>
+        <w:rPr>
+          <w:rFonts w:ascii="맑은 고딕" w:cs="맑은 고딕" w:eastAsia="맑은 고딕" w:hAnsi="맑은 고딕"/>
+          <w:sz w:val="19"/>
+          <w:szCs w:val="19"/>
+        </w:rPr>
+        <w:t xml:space="preserve">제보 접수와 트리아지, 조사 착수 여부 및 범위 결정, 관계자 인터뷰, 사내 자료·데이터 검토, 사실관계 확정, 징계 권고와 제도 개선까지 전 과정을 맡습니다. </w:t>
+      </w:r>
+      <w:r>
+        <w:rPr>
+          <w:rFonts w:ascii="맑은 고딕" w:cs="맑은 고딕" w:eastAsia="맑은 고딕" w:hAnsi="맑은 고딕"/>
+          <w:b/>
+          <w:bCs/>
+          <w:sz w:val="19"/>
+          <w:szCs w:val="19"/>
+        </w:rPr>
+        <w:t xml:space="preserve">특히 직장 내 괴롭힘 신고 사건을 다수 조사</w:t>
+      </w:r>
+      <w:r>
+        <w:rPr>
+          <w:rFonts w:ascii="맑은 고딕" w:cs="맑은 고딕" w:eastAsia="맑은 고딕" w:hAnsi="맑은 고딕"/>
+          <w:sz w:val="19"/>
+          <w:szCs w:val="19"/>
+        </w:rPr>
+        <w:t xml:space="preserve">했으며, 근로기준법 제76조의3상 법정 조사의무에 따라 접수 즉시 피해자 보호조치를 시행하고 지체 없이 조사를 개시하며, 종결 후 보복 여부를 별도로 모니터링합니다.</w:t>
+      </w:r>
+    </w:p>
+    <w:p>
+      <w:pPr>
+        <w:spacing w:after="60" w:before="0" w:line="264"/>
+      </w:pPr>
+      <w:r>
+        <w:rPr>
+          <w:rFonts w:ascii="맑은 고딕" w:cs="맑은 고딕" w:eastAsia="맑은 고딕" w:hAnsi="맑은 고딕"/>
+          <w:b/>
+          <w:bCs/>
+          <w:sz w:val="19"/>
+          <w:szCs w:val="19"/>
+        </w:rPr>
         <w:t xml:space="preserve">대한민국 변호사(2009) · Washington D.C. Bar(2014) · </w:t>
       </w:r>
       <w:r>
@@ -212,6 +253,62 @@
           <w:sz w:val="19"/>
           <w:szCs w:val="19"/>
         </w:rPr>
+        <w:t xml:space="preserve">내부조사 수행 및 종결</w:t>
+      </w:r>
+      <w:r>
+        <w:rPr>
+          <w:rFonts w:ascii="맑은 고딕" w:cs="맑은 고딕" w:eastAsia="맑은 고딕" w:hAnsi="맑은 고딕"/>
+          <w:sz w:val="19"/>
+          <w:szCs w:val="19"/>
+        </w:rPr>
+        <w:t xml:space="preserve"> — 제보 인테이크·트리아지, 착수 여부 및 범위 결정, 인터뷰, 자료 검토, 결론 도출, 시정 권고까지 전 과정</w:t>
+      </w:r>
+    </w:p>
+    <w:p>
+      <w:pPr>
+        <w:pStyle w:val="ListParagraph"/>
+        <w:numPr>
+          <w:ilvl w:val="0"/>
+          <w:numId w:val="2"/>
+        </w:numPr>
+        <w:spacing w:after="40" w:line="264"/>
+      </w:pPr>
+      <w:r>
+        <w:rPr>
+          <w:rFonts w:ascii="맑은 고딕" w:cs="맑은 고딕" w:eastAsia="맑은 고딕" w:hAnsi="맑은 고딕"/>
+          <w:b/>
+          <w:bCs/>
+          <w:sz w:val="19"/>
+          <w:szCs w:val="19"/>
+        </w:rPr>
+        <w:t xml:space="preserve">HR 조사</w:t>
+      </w:r>
+      <w:r>
+        <w:rPr>
+          <w:rFonts w:ascii="맑은 고딕" w:cs="맑은 고딕" w:eastAsia="맑은 고딕" w:hAnsi="맑은 고딕"/>
+          <w:sz w:val="19"/>
+          <w:szCs w:val="19"/>
+        </w:rPr>
+        <w:t xml:space="preserve"> — 직장 내 괴롭힘 신고 사건 다수 조사 (근로기준법 §76조의3 법정 조사)</w:t>
+      </w:r>
+    </w:p>
+    <w:p>
+      <w:pPr>
+        <w:pStyle w:val="ListParagraph"/>
+        <w:numPr>
+          <w:ilvl w:val="0"/>
+          <w:numId w:val="2"/>
+        </w:numPr>
+        <w:spacing w:after="40" w:line="264"/>
+      </w:pPr>
+      <w:r>
+        <w:rPr>
+          <w:rFonts w:ascii="맑은 고딕" w:cs="맑은 고딕" w:eastAsia="맑은 고딕" w:hAnsi="맑은 고딕"/>
+          <w:b/>
+          <w:bCs/>
+          <w:sz w:val="19"/>
+          <w:szCs w:val="19"/>
+        </w:rPr>
         <w:t xml:space="preserve">형사 수사 및 기소</w:t>
       </w:r>
       <w:r>
@@ -509,6 +606,98 @@
           <w:sz w:val="19"/>
           <w:szCs w:val="19"/>
         </w:rPr>
+        <w:t xml:space="preserve">그룹 내부조사 직접 수행 및 종결</w:t>
+      </w:r>
+      <w:r>
+        <w:rPr>
+          <w:rFonts w:ascii="맑은 고딕" w:cs="맑은 고딕" w:eastAsia="맑은 고딕" w:hAnsi="맑은 고딕"/>
+          <w:sz w:val="19"/>
+          <w:szCs w:val="19"/>
+        </w:rPr>
+        <w:t xml:space="preserve"> — 제보 접수 및 트리아지, 조사 착수 여부·범위 결정, 관계자 인터뷰, 사내 자료·데이터 검토, 사실관계 확정, 징계 권고 및 재발방지 조치까지 전 과정</w:t>
+      </w:r>
+    </w:p>
+    <w:p>
+      <w:pPr>
+        <w:pStyle w:val="ListParagraph"/>
+        <w:numPr>
+          <w:ilvl w:val="0"/>
+          <w:numId w:val="2"/>
+        </w:numPr>
+        <w:spacing w:after="40" w:line="264"/>
+      </w:pPr>
+      <w:r>
+        <w:rPr>
+          <w:rFonts w:ascii="맑은 고딕" w:cs="맑은 고딕" w:eastAsia="맑은 고딕" w:hAnsi="맑은 고딕"/>
+          <w:b/>
+          <w:bCs/>
+          <w:sz w:val="19"/>
+          <w:szCs w:val="19"/>
+        </w:rPr>
+        <w:t xml:space="preserve">직장 내 괴롭힘 신고 사건 다수 조사</w:t>
+      </w:r>
+      <w:r>
+        <w:rPr>
+          <w:rFonts w:ascii="맑은 고딕" w:cs="맑은 고딕" w:eastAsia="맑은 고딕" w:hAnsi="맑은 고딕"/>
+          <w:sz w:val="19"/>
+          <w:szCs w:val="19"/>
+        </w:rPr>
+        <w:t xml:space="preserve"> — 근로기준법 제76조의3상 법정 조사의무에 따라 접수 즉시 피해자 보호조치 시행 후 지체 없이 조사 개시, 조사 결과에 따른 징계 권고 및 종결 후 보복 여부 모니터링</w:t>
+      </w:r>
+    </w:p>
+    <w:p>
+      <w:pPr>
+        <w:pStyle w:val="ListParagraph"/>
+        <w:numPr>
+          <w:ilvl w:val="0"/>
+          <w:numId w:val="2"/>
+        </w:numPr>
+        <w:spacing w:after="40" w:line="264"/>
+      </w:pPr>
+      <w:r>
+        <w:rPr>
+          <w:rFonts w:ascii="맑은 고딕" w:cs="맑은 고딕" w:eastAsia="맑은 고딕" w:hAnsi="맑은 고딕"/>
+          <w:sz w:val="19"/>
+          <w:szCs w:val="19"/>
+        </w:rPr>
+        <w:t xml:space="preserve">비위·이해상충·정책위반 사안 조사 — 피조사자가 보고선에 있는 경우 이해충돌 차단 구조를 별도 설계하여 수행</w:t>
+      </w:r>
+    </w:p>
+    <w:p>
+      <w:pPr>
+        <w:pStyle w:val="ListParagraph"/>
+        <w:numPr>
+          <w:ilvl w:val="0"/>
+          <w:numId w:val="2"/>
+        </w:numPr>
+        <w:spacing w:after="40" w:line="264"/>
+      </w:pPr>
+      <w:r>
+        <w:rPr>
+          <w:rFonts w:ascii="맑은 고딕" w:cs="맑은 고딕" w:eastAsia="맑은 고딕" w:hAnsi="맑은 고딕"/>
+          <w:sz w:val="19"/>
+          <w:szCs w:val="19"/>
+        </w:rPr>
+        <w:t xml:space="preserve">조사 결론의 법적 번역 — 형법상 횡령·배임 해당 여부 및 고소 실익 판단, 징계 절차의 적법성 검토</w:t>
+      </w:r>
+    </w:p>
+    <w:p>
+      <w:pPr>
+        <w:pStyle w:val="ListParagraph"/>
+        <w:numPr>
+          <w:ilvl w:val="0"/>
+          <w:numId w:val="2"/>
+        </w:numPr>
+        <w:spacing w:after="40" w:line="264"/>
+      </w:pPr>
+      <w:r>
+        <w:rPr>
+          <w:rFonts w:ascii="맑은 고딕" w:cs="맑은 고딕" w:eastAsia="맑은 고딕" w:hAnsi="맑은 고딕"/>
+          <w:b/>
+          <w:bCs/>
+          <w:sz w:val="19"/>
+          <w:szCs w:val="19"/>
+        </w:rPr>
         <w:t xml:space="preserve">규제·형사 절차 총괄</w:t>
       </w:r>
       <w:r>
@@ -1189,6 +1378,46 @@
           <w:szCs w:val="20"/>
         </w:rPr>
         <w:t xml:space="preserve">조사 · 형사 · 규제</w:t>
+      </w:r>
+    </w:p>
+    <w:p>
+      <w:pPr>
+        <w:pStyle w:val="ListParagraph"/>
+        <w:numPr>
+          <w:ilvl w:val="0"/>
+          <w:numId w:val="2"/>
+        </w:numPr>
+        <w:spacing w:after="40" w:line="264"/>
+      </w:pPr>
+      <w:r>
+        <w:rPr>
+          <w:rFonts w:ascii="맑은 고딕" w:cs="맑은 고딕" w:eastAsia="맑은 고딕" w:hAnsi="맑은 고딕"/>
+          <w:b/>
+          <w:bCs/>
+          <w:sz w:val="19"/>
+          <w:szCs w:val="19"/>
+        </w:rPr>
+        <w:t xml:space="preserve">㈜디스트릭트코리아 내부조사 — 비위·이해상충·정책위반 사안을 제보 접수부터 종결까지 직접 수행</w:t>
+      </w:r>
+    </w:p>
+    <w:p>
+      <w:pPr>
+        <w:pStyle w:val="ListParagraph"/>
+        <w:numPr>
+          <w:ilvl w:val="0"/>
+          <w:numId w:val="2"/>
+        </w:numPr>
+        <w:spacing w:after="40" w:line="264"/>
+      </w:pPr>
+      <w:r>
+        <w:rPr>
+          <w:rFonts w:ascii="맑은 고딕" w:cs="맑은 고딕" w:eastAsia="맑은 고딕" w:hAnsi="맑은 고딕"/>
+          <w:b/>
+          <w:bCs/>
+          <w:sz w:val="19"/>
+          <w:szCs w:val="19"/>
+        </w:rPr>
+        <w:t xml:space="preserve">직장 내 괴롭힘 신고 사건 조사 — 접수 즉시 보호조치, 지체 없는 조사 개시, 징계 권고, 사후 보복 모니터링 (근로기준법 §76조의3)</w:t>
       </w:r>
     </w:p>
     <w:p>

--- a/career/submission/경력기술서_이영한_쿠팡GlobalInvestigations.docx
+++ b/career/submission/경력기술서_이영한_쿠팡GlobalInvestigations.docx
@@ -9,7 +9,7 @@
       </w:pPr>
       <w:r>
         <w:rPr>
-          <w:rFonts w:ascii="맑은 고딕" w:cs="맑은 고딕" w:eastAsia="맑은 고딕" w:hAnsi="맑은 고딕"/>
+          <w:rFonts w:ascii="NanumGothic" w:cs="NanumGothic" w:eastAsia="NanumGothic" w:hAnsi="NanumGothic"/>
           <w:b/>
           <w:bCs/>
           <w:sz w:val="30"/>
@@ -25,7 +25,7 @@
       </w:pPr>
       <w:r>
         <w:rPr>
-          <w:rFonts w:ascii="맑은 고딕" w:cs="맑은 고딕" w:eastAsia="맑은 고딕" w:hAnsi="맑은 고딕"/>
+          <w:rFonts w:ascii="NanumGothic" w:cs="NanumGothic" w:eastAsia="NanumGothic" w:hAnsi="NanumGothic"/>
           <w:sz w:val="18"/>
           <w:szCs w:val="18"/>
         </w:rPr>
@@ -39,7 +39,7 @@
       </w:pPr>
       <w:r>
         <w:rPr>
-          <w:rFonts w:ascii="맑은 고딕" w:cs="맑은 고딕" w:eastAsia="맑은 고딕" w:hAnsi="맑은 고딕"/>
+          <w:rFonts w:ascii="NanumGothic" w:cs="NanumGothic" w:eastAsia="NanumGothic" w:hAnsi="NanumGothic"/>
           <w:sz w:val="18"/>
           <w:szCs w:val="18"/>
         </w:rPr>
@@ -55,7 +55,7 @@
       </w:pPr>
       <w:r>
         <w:rPr>
-          <w:rFonts w:ascii="맑은 고딕" w:cs="맑은 고딕" w:eastAsia="맑은 고딕" w:hAnsi="맑은 고딕"/>
+          <w:rFonts w:ascii="NanumGothic" w:cs="NanumGothic" w:eastAsia="NanumGothic" w:hAnsi="NanumGothic"/>
           <w:b/>
           <w:bCs/>
           <w:sz w:val="22"/>
@@ -70,7 +70,7 @@
       </w:pPr>
       <w:r>
         <w:rPr>
-          <w:rFonts w:ascii="맑은 고딕" w:cs="맑은 고딕" w:eastAsia="맑은 고딕" w:hAnsi="맑은 고딕"/>
+          <w:rFonts w:ascii="NanumGothic" w:cs="NanumGothic" w:eastAsia="NanumGothic" w:hAnsi="NanumGothic"/>
           <w:sz w:val="19"/>
           <w:szCs w:val="19"/>
         </w:rPr>
@@ -78,7 +78,7 @@
       </w:r>
       <w:r>
         <w:rPr>
-          <w:rFonts w:ascii="맑은 고딕" w:cs="맑은 고딕" w:eastAsia="맑은 고딕" w:hAnsi="맑은 고딕"/>
+          <w:rFonts w:ascii="NanumGothic" w:cs="NanumGothic" w:eastAsia="NanumGothic" w:hAnsi="NanumGothic"/>
           <w:b/>
           <w:bCs/>
           <w:sz w:val="19"/>
@@ -88,7 +88,7 @@
       </w:r>
       <w:r>
         <w:rPr>
-          <w:rFonts w:ascii="맑은 고딕" w:cs="맑은 고딕" w:eastAsia="맑은 고딕" w:hAnsi="맑은 고딕"/>
+          <w:rFonts w:ascii="NanumGothic" w:cs="NanumGothic" w:eastAsia="NanumGothic" w:hAnsi="NanumGothic"/>
           <w:sz w:val="19"/>
           <w:szCs w:val="19"/>
         </w:rPr>
@@ -101,7 +101,7 @@
       </w:pPr>
       <w:r>
         <w:rPr>
-          <w:rFonts w:ascii="맑은 고딕" w:cs="맑은 고딕" w:eastAsia="맑은 고딕" w:hAnsi="맑은 고딕"/>
+          <w:rFonts w:ascii="NanumGothic" w:cs="NanumGothic" w:eastAsia="NanumGothic" w:hAnsi="NanumGothic"/>
           <w:sz w:val="19"/>
           <w:szCs w:val="19"/>
         </w:rPr>
@@ -109,7 +109,7 @@
       </w:r>
       <w:r>
         <w:rPr>
-          <w:rFonts w:ascii="맑은 고딕" w:cs="맑은 고딕" w:eastAsia="맑은 고딕" w:hAnsi="맑은 고딕"/>
+          <w:rFonts w:ascii="NanumGothic" w:cs="NanumGothic" w:eastAsia="NanumGothic" w:hAnsi="NanumGothic"/>
           <w:b/>
           <w:bCs/>
           <w:sz w:val="19"/>
@@ -119,7 +119,7 @@
       </w:r>
       <w:r>
         <w:rPr>
-          <w:rFonts w:ascii="맑은 고딕" w:cs="맑은 고딕" w:eastAsia="맑은 고딕" w:hAnsi="맑은 고딕"/>
+          <w:rFonts w:ascii="NanumGothic" w:cs="NanumGothic" w:eastAsia="NanumGothic" w:hAnsi="NanumGothic"/>
           <w:sz w:val="19"/>
           <w:szCs w:val="19"/>
         </w:rPr>
@@ -127,7 +127,7 @@
       </w:r>
       <w:r>
         <w:rPr>
-          <w:rFonts w:ascii="맑은 고딕" w:cs="맑은 고딕" w:eastAsia="맑은 고딕" w:hAnsi="맑은 고딕"/>
+          <w:rFonts w:ascii="NanumGothic" w:cs="NanumGothic" w:eastAsia="NanumGothic" w:hAnsi="NanumGothic"/>
           <w:b/>
           <w:bCs/>
           <w:sz w:val="19"/>
@@ -137,7 +137,7 @@
       </w:r>
       <w:r>
         <w:rPr>
-          <w:rFonts w:ascii="맑은 고딕" w:cs="맑은 고딕" w:eastAsia="맑은 고딕" w:hAnsi="맑은 고딕"/>
+          <w:rFonts w:ascii="NanumGothic" w:cs="NanumGothic" w:eastAsia="NanumGothic" w:hAnsi="NanumGothic"/>
           <w:sz w:val="19"/>
           <w:szCs w:val="19"/>
         </w:rPr>
@@ -150,7 +150,7 @@
       </w:pPr>
       <w:r>
         <w:rPr>
-          <w:rFonts w:ascii="맑은 고딕" w:cs="맑은 고딕" w:eastAsia="맑은 고딕" w:hAnsi="맑은 고딕"/>
+          <w:rFonts w:ascii="NanumGothic" w:cs="NanumGothic" w:eastAsia="NanumGothic" w:hAnsi="NanumGothic"/>
           <w:b/>
           <w:bCs/>
           <w:sz w:val="19"/>
@@ -160,7 +160,7 @@
       </w:r>
       <w:r>
         <w:rPr>
-          <w:rFonts w:ascii="맑은 고딕" w:cs="맑은 고딕" w:eastAsia="맑은 고딕" w:hAnsi="맑은 고딕"/>
+          <w:rFonts w:ascii="NanumGothic" w:cs="NanumGothic" w:eastAsia="NanumGothic" w:hAnsi="NanumGothic"/>
           <w:sz w:val="19"/>
           <w:szCs w:val="19"/>
         </w:rPr>
@@ -168,7 +168,7 @@
       </w:r>
       <w:r>
         <w:rPr>
-          <w:rFonts w:ascii="맑은 고딕" w:cs="맑은 고딕" w:eastAsia="맑은 고딕" w:hAnsi="맑은 고딕"/>
+          <w:rFonts w:ascii="NanumGothic" w:cs="NanumGothic" w:eastAsia="NanumGothic" w:hAnsi="NanumGothic"/>
           <w:b/>
           <w:bCs/>
           <w:sz w:val="19"/>
@@ -178,7 +178,7 @@
       </w:r>
       <w:r>
         <w:rPr>
-          <w:rFonts w:ascii="맑은 고딕" w:cs="맑은 고딕" w:eastAsia="맑은 고딕" w:hAnsi="맑은 고딕"/>
+          <w:rFonts w:ascii="NanumGothic" w:cs="NanumGothic" w:eastAsia="NanumGothic" w:hAnsi="NanumGothic"/>
           <w:sz w:val="19"/>
           <w:szCs w:val="19"/>
         </w:rPr>
@@ -191,7 +191,7 @@
       </w:pPr>
       <w:r>
         <w:rPr>
-          <w:rFonts w:ascii="맑은 고딕" w:cs="맑은 고딕" w:eastAsia="맑은 고딕" w:hAnsi="맑은 고딕"/>
+          <w:rFonts w:ascii="NanumGothic" w:cs="NanumGothic" w:eastAsia="NanumGothic" w:hAnsi="NanumGothic"/>
           <w:b/>
           <w:bCs/>
           <w:sz w:val="19"/>
@@ -201,7 +201,7 @@
       </w:r>
       <w:r>
         <w:rPr>
-          <w:rFonts w:ascii="맑은 고딕" w:cs="맑은 고딕" w:eastAsia="맑은 고딕" w:hAnsi="맑은 고딕"/>
+          <w:rFonts w:ascii="NanumGothic" w:cs="NanumGothic" w:eastAsia="NanumGothic" w:hAnsi="NanumGothic"/>
           <w:b/>
           <w:bCs/>
           <w:sz w:val="19"/>
@@ -211,7 +211,7 @@
       </w:r>
       <w:r>
         <w:rPr>
-          <w:rFonts w:ascii="맑은 고딕" w:cs="맑은 고딕" w:eastAsia="맑은 고딕" w:hAnsi="맑은 고딕"/>
+          <w:rFonts w:ascii="NanumGothic" w:cs="NanumGothic" w:eastAsia="NanumGothic" w:hAnsi="NanumGothic"/>
           <w:sz w:val="19"/>
           <w:szCs w:val="19"/>
         </w:rPr>
@@ -227,7 +227,7 @@
       </w:pPr>
       <w:r>
         <w:rPr>
-          <w:rFonts w:ascii="맑은 고딕" w:cs="맑은 고딕" w:eastAsia="맑은 고딕" w:hAnsi="맑은 고딕"/>
+          <w:rFonts w:ascii="NanumGothic" w:cs="NanumGothic" w:eastAsia="NanumGothic" w:hAnsi="NanumGothic"/>
           <w:b/>
           <w:bCs/>
           <w:sz w:val="22"/>
@@ -247,7 +247,7 @@
       </w:pPr>
       <w:r>
         <w:rPr>
-          <w:rFonts w:ascii="맑은 고딕" w:cs="맑은 고딕" w:eastAsia="맑은 고딕" w:hAnsi="맑은 고딕"/>
+          <w:rFonts w:ascii="NanumGothic" w:cs="NanumGothic" w:eastAsia="NanumGothic" w:hAnsi="NanumGothic"/>
           <w:b/>
           <w:bCs/>
           <w:sz w:val="19"/>
@@ -257,7 +257,7 @@
       </w:r>
       <w:r>
         <w:rPr>
-          <w:rFonts w:ascii="맑은 고딕" w:cs="맑은 고딕" w:eastAsia="맑은 고딕" w:hAnsi="맑은 고딕"/>
+          <w:rFonts w:ascii="NanumGothic" w:cs="NanumGothic" w:eastAsia="NanumGothic" w:hAnsi="NanumGothic"/>
           <w:sz w:val="19"/>
           <w:szCs w:val="19"/>
         </w:rPr>
@@ -275,7 +275,7 @@
       </w:pPr>
       <w:r>
         <w:rPr>
-          <w:rFonts w:ascii="맑은 고딕" w:cs="맑은 고딕" w:eastAsia="맑은 고딕" w:hAnsi="맑은 고딕"/>
+          <w:rFonts w:ascii="NanumGothic" w:cs="NanumGothic" w:eastAsia="NanumGothic" w:hAnsi="NanumGothic"/>
           <w:b/>
           <w:bCs/>
           <w:sz w:val="19"/>
@@ -285,7 +285,7 @@
       </w:r>
       <w:r>
         <w:rPr>
-          <w:rFonts w:ascii="맑은 고딕" w:cs="맑은 고딕" w:eastAsia="맑은 고딕" w:hAnsi="맑은 고딕"/>
+          <w:rFonts w:ascii="NanumGothic" w:cs="NanumGothic" w:eastAsia="NanumGothic" w:hAnsi="NanumGothic"/>
           <w:sz w:val="19"/>
           <w:szCs w:val="19"/>
         </w:rPr>
@@ -303,7 +303,7 @@
       </w:pPr>
       <w:r>
         <w:rPr>
-          <w:rFonts w:ascii="맑은 고딕" w:cs="맑은 고딕" w:eastAsia="맑은 고딕" w:hAnsi="맑은 고딕"/>
+          <w:rFonts w:ascii="NanumGothic" w:cs="NanumGothic" w:eastAsia="NanumGothic" w:hAnsi="NanumGothic"/>
           <w:b/>
           <w:bCs/>
           <w:sz w:val="19"/>
@@ -313,7 +313,7 @@
       </w:r>
       <w:r>
         <w:rPr>
-          <w:rFonts w:ascii="맑은 고딕" w:cs="맑은 고딕" w:eastAsia="맑은 고딕" w:hAnsi="맑은 고딕"/>
+          <w:rFonts w:ascii="NanumGothic" w:cs="NanumGothic" w:eastAsia="NanumGothic" w:hAnsi="NanumGothic"/>
           <w:sz w:val="19"/>
           <w:szCs w:val="19"/>
         </w:rPr>
@@ -331,7 +331,7 @@
       </w:pPr>
       <w:r>
         <w:rPr>
-          <w:rFonts w:ascii="맑은 고딕" w:cs="맑은 고딕" w:eastAsia="맑은 고딕" w:hAnsi="맑은 고딕"/>
+          <w:rFonts w:ascii="NanumGothic" w:cs="NanumGothic" w:eastAsia="NanumGothic" w:hAnsi="NanumGothic"/>
           <w:b/>
           <w:bCs/>
           <w:sz w:val="19"/>
@@ -341,7 +341,7 @@
       </w:r>
       <w:r>
         <w:rPr>
-          <w:rFonts w:ascii="맑은 고딕" w:cs="맑은 고딕" w:eastAsia="맑은 고딕" w:hAnsi="맑은 고딕"/>
+          <w:rFonts w:ascii="NanumGothic" w:cs="NanumGothic" w:eastAsia="NanumGothic" w:hAnsi="NanumGothic"/>
           <w:sz w:val="19"/>
           <w:szCs w:val="19"/>
         </w:rPr>
@@ -359,7 +359,7 @@
       </w:pPr>
       <w:r>
         <w:rPr>
-          <w:rFonts w:ascii="맑은 고딕" w:cs="맑은 고딕" w:eastAsia="맑은 고딕" w:hAnsi="맑은 고딕"/>
+          <w:rFonts w:ascii="NanumGothic" w:cs="NanumGothic" w:eastAsia="NanumGothic" w:hAnsi="NanumGothic"/>
           <w:sz w:val="19"/>
           <w:szCs w:val="19"/>
         </w:rPr>
@@ -377,7 +377,7 @@
       </w:pPr>
       <w:r>
         <w:rPr>
-          <w:rFonts w:ascii="맑은 고딕" w:cs="맑은 고딕" w:eastAsia="맑은 고딕" w:hAnsi="맑은 고딕"/>
+          <w:rFonts w:ascii="NanumGothic" w:cs="NanumGothic" w:eastAsia="NanumGothic" w:hAnsi="NanumGothic"/>
           <w:sz w:val="19"/>
           <w:szCs w:val="19"/>
         </w:rPr>
@@ -395,7 +395,7 @@
       </w:pPr>
       <w:r>
         <w:rPr>
-          <w:rFonts w:ascii="맑은 고딕" w:cs="맑은 고딕" w:eastAsia="맑은 고딕" w:hAnsi="맑은 고딕"/>
+          <w:rFonts w:ascii="NanumGothic" w:cs="NanumGothic" w:eastAsia="NanumGothic" w:hAnsi="NanumGothic"/>
           <w:sz w:val="19"/>
           <w:szCs w:val="19"/>
         </w:rPr>
@@ -413,7 +413,7 @@
       </w:pPr>
       <w:r>
         <w:rPr>
-          <w:rFonts w:ascii="맑은 고딕" w:cs="맑은 고딕" w:eastAsia="맑은 고딕" w:hAnsi="맑은 고딕"/>
+          <w:rFonts w:ascii="NanumGothic" w:cs="NanumGothic" w:eastAsia="NanumGothic" w:hAnsi="NanumGothic"/>
           <w:b/>
           <w:bCs/>
           <w:sz w:val="19"/>
@@ -423,7 +423,7 @@
       </w:r>
       <w:r>
         <w:rPr>
-          <w:rFonts w:ascii="맑은 고딕" w:cs="맑은 고딕" w:eastAsia="맑은 고딕" w:hAnsi="맑은 고딕"/>
+          <w:rFonts w:ascii="NanumGothic" w:cs="NanumGothic" w:eastAsia="NanumGothic" w:hAnsi="NanumGothic"/>
           <w:sz w:val="19"/>
           <w:szCs w:val="19"/>
         </w:rPr>
@@ -441,7 +441,7 @@
       </w:pPr>
       <w:r>
         <w:rPr>
-          <w:rFonts w:ascii="맑은 고딕" w:cs="맑은 고딕" w:eastAsia="맑은 고딕" w:hAnsi="맑은 고딕"/>
+          <w:rFonts w:ascii="NanumGothic" w:cs="NanumGothic" w:eastAsia="NanumGothic" w:hAnsi="NanumGothic"/>
           <w:b/>
           <w:bCs/>
           <w:sz w:val="19"/>
@@ -451,7 +451,7 @@
       </w:r>
       <w:r>
         <w:rPr>
-          <w:rFonts w:ascii="맑은 고딕" w:cs="맑은 고딕" w:eastAsia="맑은 고딕" w:hAnsi="맑은 고딕"/>
+          <w:rFonts w:ascii="NanumGothic" w:cs="NanumGothic" w:eastAsia="NanumGothic" w:hAnsi="NanumGothic"/>
           <w:sz w:val="19"/>
           <w:szCs w:val="19"/>
         </w:rPr>
@@ -469,7 +469,7 @@
       </w:pPr>
       <w:r>
         <w:rPr>
-          <w:rFonts w:ascii="맑은 고딕" w:cs="맑은 고딕" w:eastAsia="맑은 고딕" w:hAnsi="맑은 고딕"/>
+          <w:rFonts w:ascii="NanumGothic" w:cs="NanumGothic" w:eastAsia="NanumGothic" w:hAnsi="NanumGothic"/>
           <w:sz w:val="19"/>
           <w:szCs w:val="19"/>
         </w:rPr>
@@ -487,7 +487,7 @@
       </w:pPr>
       <w:r>
         <w:rPr>
-          <w:rFonts w:ascii="맑은 고딕" w:cs="맑은 고딕" w:eastAsia="맑은 고딕" w:hAnsi="맑은 고딕"/>
+          <w:rFonts w:ascii="NanumGothic" w:cs="NanumGothic" w:eastAsia="NanumGothic" w:hAnsi="NanumGothic"/>
           <w:sz w:val="19"/>
           <w:szCs w:val="19"/>
         </w:rPr>
@@ -505,7 +505,7 @@
       </w:pPr>
       <w:r>
         <w:rPr>
-          <w:rFonts w:ascii="맑은 고딕" w:cs="맑은 고딕" w:eastAsia="맑은 고딕" w:hAnsi="맑은 고딕"/>
+          <w:rFonts w:ascii="NanumGothic" w:cs="NanumGothic" w:eastAsia="NanumGothic" w:hAnsi="NanumGothic"/>
           <w:sz w:val="19"/>
           <w:szCs w:val="19"/>
         </w:rPr>
@@ -521,7 +521,7 @@
       </w:pPr>
       <w:r>
         <w:rPr>
-          <w:rFonts w:ascii="맑은 고딕" w:cs="맑은 고딕" w:eastAsia="맑은 고딕" w:hAnsi="맑은 고딕"/>
+          <w:rFonts w:ascii="NanumGothic" w:cs="NanumGothic" w:eastAsia="NanumGothic" w:hAnsi="NanumGothic"/>
           <w:b/>
           <w:bCs/>
           <w:sz w:val="22"/>
@@ -539,7 +539,7 @@
       </w:pPr>
       <w:r>
         <w:rPr>
-          <w:rFonts w:ascii="맑은 고딕" w:cs="맑은 고딕" w:eastAsia="맑은 고딕" w:hAnsi="맑은 고딕"/>
+          <w:rFonts w:ascii="NanumGothic" w:cs="NanumGothic" w:eastAsia="NanumGothic" w:hAnsi="NanumGothic"/>
           <w:b/>
           <w:bCs/>
           <w:sz w:val="20"/>
@@ -549,7 +549,7 @@
       </w:r>
       <w:r>
         <w:rPr>
-          <w:rFonts w:ascii="맑은 고딕" w:cs="맑은 고딕" w:eastAsia="맑은 고딕" w:hAnsi="맑은 고딕"/>
+          <w:rFonts w:ascii="NanumGothic" w:cs="NanumGothic" w:eastAsia="NanumGothic" w:hAnsi="NanumGothic"/>
           <w:sz w:val="18"/>
           <w:szCs w:val="18"/>
         </w:rPr>
@@ -562,7 +562,7 @@
       </w:pPr>
       <w:r>
         <w:rPr>
-          <w:rFonts w:ascii="맑은 고딕" w:cs="맑은 고딕" w:eastAsia="맑은 고딕" w:hAnsi="맑은 고딕"/>
+          <w:rFonts w:ascii="NanumGothic" w:cs="NanumGothic" w:eastAsia="NanumGothic" w:hAnsi="NanumGothic"/>
           <w:i/>
           <w:iCs/>
           <w:sz w:val="18"/>
@@ -582,7 +582,7 @@
       </w:pPr>
       <w:r>
         <w:rPr>
-          <w:rFonts w:ascii="맑은 고딕" w:cs="맑은 고딕" w:eastAsia="맑은 고딕" w:hAnsi="맑은 고딕"/>
+          <w:rFonts w:ascii="NanumGothic" w:cs="NanumGothic" w:eastAsia="NanumGothic" w:hAnsi="NanumGothic"/>
           <w:sz w:val="19"/>
           <w:szCs w:val="19"/>
         </w:rPr>
@@ -600,7 +600,7 @@
       </w:pPr>
       <w:r>
         <w:rPr>
-          <w:rFonts w:ascii="맑은 고딕" w:cs="맑은 고딕" w:eastAsia="맑은 고딕" w:hAnsi="맑은 고딕"/>
+          <w:rFonts w:ascii="NanumGothic" w:cs="NanumGothic" w:eastAsia="NanumGothic" w:hAnsi="NanumGothic"/>
           <w:b/>
           <w:bCs/>
           <w:sz w:val="19"/>
@@ -610,7 +610,7 @@
       </w:r>
       <w:r>
         <w:rPr>
-          <w:rFonts w:ascii="맑은 고딕" w:cs="맑은 고딕" w:eastAsia="맑은 고딕" w:hAnsi="맑은 고딕"/>
+          <w:rFonts w:ascii="NanumGothic" w:cs="NanumGothic" w:eastAsia="NanumGothic" w:hAnsi="NanumGothic"/>
           <w:sz w:val="19"/>
           <w:szCs w:val="19"/>
         </w:rPr>
@@ -628,7 +628,7 @@
       </w:pPr>
       <w:r>
         <w:rPr>
-          <w:rFonts w:ascii="맑은 고딕" w:cs="맑은 고딕" w:eastAsia="맑은 고딕" w:hAnsi="맑은 고딕"/>
+          <w:rFonts w:ascii="NanumGothic" w:cs="NanumGothic" w:eastAsia="NanumGothic" w:hAnsi="NanumGothic"/>
           <w:b/>
           <w:bCs/>
           <w:sz w:val="19"/>
@@ -638,7 +638,7 @@
       </w:r>
       <w:r>
         <w:rPr>
-          <w:rFonts w:ascii="맑은 고딕" w:cs="맑은 고딕" w:eastAsia="맑은 고딕" w:hAnsi="맑은 고딕"/>
+          <w:rFonts w:ascii="NanumGothic" w:cs="NanumGothic" w:eastAsia="NanumGothic" w:hAnsi="NanumGothic"/>
           <w:sz w:val="19"/>
           <w:szCs w:val="19"/>
         </w:rPr>
@@ -656,7 +656,7 @@
       </w:pPr>
       <w:r>
         <w:rPr>
-          <w:rFonts w:ascii="맑은 고딕" w:cs="맑은 고딕" w:eastAsia="맑은 고딕" w:hAnsi="맑은 고딕"/>
+          <w:rFonts w:ascii="NanumGothic" w:cs="NanumGothic" w:eastAsia="NanumGothic" w:hAnsi="NanumGothic"/>
           <w:sz w:val="19"/>
           <w:szCs w:val="19"/>
         </w:rPr>
@@ -674,7 +674,7 @@
       </w:pPr>
       <w:r>
         <w:rPr>
-          <w:rFonts w:ascii="맑은 고딕" w:cs="맑은 고딕" w:eastAsia="맑은 고딕" w:hAnsi="맑은 고딕"/>
+          <w:rFonts w:ascii="NanumGothic" w:cs="NanumGothic" w:eastAsia="NanumGothic" w:hAnsi="NanumGothic"/>
           <w:sz w:val="19"/>
           <w:szCs w:val="19"/>
         </w:rPr>
@@ -692,7 +692,7 @@
       </w:pPr>
       <w:r>
         <w:rPr>
-          <w:rFonts w:ascii="맑은 고딕" w:cs="맑은 고딕" w:eastAsia="맑은 고딕" w:hAnsi="맑은 고딕"/>
+          <w:rFonts w:ascii="NanumGothic" w:cs="NanumGothic" w:eastAsia="NanumGothic" w:hAnsi="NanumGothic"/>
           <w:b/>
           <w:bCs/>
           <w:sz w:val="19"/>
@@ -702,7 +702,7 @@
       </w:r>
       <w:r>
         <w:rPr>
-          <w:rFonts w:ascii="맑은 고딕" w:cs="맑은 고딕" w:eastAsia="맑은 고딕" w:hAnsi="맑은 고딕"/>
+          <w:rFonts w:ascii="NanumGothic" w:cs="NanumGothic" w:eastAsia="NanumGothic" w:hAnsi="NanumGothic"/>
           <w:sz w:val="19"/>
           <w:szCs w:val="19"/>
         </w:rPr>
@@ -720,7 +720,7 @@
       </w:pPr>
       <w:r>
         <w:rPr>
-          <w:rFonts w:ascii="맑은 고딕" w:cs="맑은 고딕" w:eastAsia="맑은 고딕" w:hAnsi="맑은 고딕"/>
+          <w:rFonts w:ascii="NanumGothic" w:cs="NanumGothic" w:eastAsia="NanumGothic" w:hAnsi="NanumGothic"/>
           <w:b/>
           <w:bCs/>
           <w:sz w:val="19"/>
@@ -730,7 +730,7 @@
       </w:r>
       <w:r>
         <w:rPr>
-          <w:rFonts w:ascii="맑은 고딕" w:cs="맑은 고딕" w:eastAsia="맑은 고딕" w:hAnsi="맑은 고딕"/>
+          <w:rFonts w:ascii="NanumGothic" w:cs="NanumGothic" w:eastAsia="NanumGothic" w:hAnsi="NanumGothic"/>
           <w:sz w:val="19"/>
           <w:szCs w:val="19"/>
         </w:rPr>
@@ -748,7 +748,7 @@
       </w:pPr>
       <w:r>
         <w:rPr>
-          <w:rFonts w:ascii="맑은 고딕" w:cs="맑은 고딕" w:eastAsia="맑은 고딕" w:hAnsi="맑은 고딕"/>
+          <w:rFonts w:ascii="NanumGothic" w:cs="NanumGothic" w:eastAsia="NanumGothic" w:hAnsi="NanumGothic"/>
           <w:b/>
           <w:bCs/>
           <w:sz w:val="19"/>
@@ -758,7 +758,7 @@
       </w:r>
       <w:r>
         <w:rPr>
-          <w:rFonts w:ascii="맑은 고딕" w:cs="맑은 고딕" w:eastAsia="맑은 고딕" w:hAnsi="맑은 고딕"/>
+          <w:rFonts w:ascii="NanumGothic" w:cs="NanumGothic" w:eastAsia="NanumGothic" w:hAnsi="NanumGothic"/>
           <w:sz w:val="19"/>
           <w:szCs w:val="19"/>
         </w:rPr>
@@ -776,7 +776,7 @@
       </w:pPr>
       <w:r>
         <w:rPr>
-          <w:rFonts w:ascii="맑은 고딕" w:cs="맑은 고딕" w:eastAsia="맑은 고딕" w:hAnsi="맑은 고딕"/>
+          <w:rFonts w:ascii="NanumGothic" w:cs="NanumGothic" w:eastAsia="NanumGothic" w:hAnsi="NanumGothic"/>
           <w:sz w:val="19"/>
           <w:szCs w:val="19"/>
         </w:rPr>
@@ -794,7 +794,7 @@
       </w:pPr>
       <w:r>
         <w:rPr>
-          <w:rFonts w:ascii="맑은 고딕" w:cs="맑은 고딕" w:eastAsia="맑은 고딕" w:hAnsi="맑은 고딕"/>
+          <w:rFonts w:ascii="NanumGothic" w:cs="NanumGothic" w:eastAsia="NanumGothic" w:hAnsi="NanumGothic"/>
           <w:sz w:val="19"/>
           <w:szCs w:val="19"/>
         </w:rPr>
@@ -812,7 +812,7 @@
       </w:pPr>
       <w:r>
         <w:rPr>
-          <w:rFonts w:ascii="맑은 고딕" w:cs="맑은 고딕" w:eastAsia="맑은 고딕" w:hAnsi="맑은 고딕"/>
+          <w:rFonts w:ascii="NanumGothic" w:cs="NanumGothic" w:eastAsia="NanumGothic" w:hAnsi="NanumGothic"/>
           <w:sz w:val="19"/>
           <w:szCs w:val="19"/>
         </w:rPr>
@@ -830,7 +830,7 @@
       </w:pPr>
       <w:r>
         <w:rPr>
-          <w:rFonts w:ascii="맑은 고딕" w:cs="맑은 고딕" w:eastAsia="맑은 고딕" w:hAnsi="맑은 고딕"/>
+          <w:rFonts w:ascii="NanumGothic" w:cs="NanumGothic" w:eastAsia="NanumGothic" w:hAnsi="NanumGothic"/>
           <w:sz w:val="19"/>
           <w:szCs w:val="19"/>
         </w:rPr>
@@ -846,7 +846,7 @@
       </w:pPr>
       <w:r>
         <w:rPr>
-          <w:rFonts w:ascii="맑은 고딕" w:cs="맑은 고딕" w:eastAsia="맑은 고딕" w:hAnsi="맑은 고딕"/>
+          <w:rFonts w:ascii="NanumGothic" w:cs="NanumGothic" w:eastAsia="NanumGothic" w:hAnsi="NanumGothic"/>
           <w:b/>
           <w:bCs/>
           <w:sz w:val="20"/>
@@ -856,7 +856,7 @@
       </w:r>
       <w:r>
         <w:rPr>
-          <w:rFonts w:ascii="맑은 고딕" w:cs="맑은 고딕" w:eastAsia="맑은 고딕" w:hAnsi="맑은 고딕"/>
+          <w:rFonts w:ascii="NanumGothic" w:cs="NanumGothic" w:eastAsia="NanumGothic" w:hAnsi="NanumGothic"/>
           <w:sz w:val="18"/>
           <w:szCs w:val="18"/>
         </w:rPr>
@@ -869,7 +869,7 @@
       </w:pPr>
       <w:r>
         <w:rPr>
-          <w:rFonts w:ascii="맑은 고딕" w:cs="맑은 고딕" w:eastAsia="맑은 고딕" w:hAnsi="맑은 고딕"/>
+          <w:rFonts w:ascii="NanumGothic" w:cs="NanumGothic" w:eastAsia="NanumGothic" w:hAnsi="NanumGothic"/>
           <w:i/>
           <w:iCs/>
           <w:sz w:val="18"/>
@@ -889,7 +889,7 @@
       </w:pPr>
       <w:r>
         <w:rPr>
-          <w:rFonts w:ascii="맑은 고딕" w:cs="맑은 고딕" w:eastAsia="맑은 고딕" w:hAnsi="맑은 고딕"/>
+          <w:rFonts w:ascii="NanumGothic" w:cs="NanumGothic" w:eastAsia="NanumGothic" w:hAnsi="NanumGothic"/>
           <w:b/>
           <w:bCs/>
           <w:sz w:val="19"/>
@@ -899,7 +899,7 @@
       </w:r>
       <w:r>
         <w:rPr>
-          <w:rFonts w:ascii="맑은 고딕" w:cs="맑은 고딕" w:eastAsia="맑은 고딕" w:hAnsi="맑은 고딕"/>
+          <w:rFonts w:ascii="NanumGothic" w:cs="NanumGothic" w:eastAsia="NanumGothic" w:hAnsi="NanumGothic"/>
           <w:sz w:val="19"/>
           <w:szCs w:val="19"/>
         </w:rPr>
@@ -917,7 +917,7 @@
       </w:pPr>
       <w:r>
         <w:rPr>
-          <w:rFonts w:ascii="맑은 고딕" w:cs="맑은 고딕" w:eastAsia="맑은 고딕" w:hAnsi="맑은 고딕"/>
+          <w:rFonts w:ascii="NanumGothic" w:cs="NanumGothic" w:eastAsia="NanumGothic" w:hAnsi="NanumGothic"/>
           <w:sz w:val="19"/>
           <w:szCs w:val="19"/>
         </w:rPr>
@@ -935,7 +935,7 @@
       </w:pPr>
       <w:r>
         <w:rPr>
-          <w:rFonts w:ascii="맑은 고딕" w:cs="맑은 고딕" w:eastAsia="맑은 고딕" w:hAnsi="맑은 고딕"/>
+          <w:rFonts w:ascii="NanumGothic" w:cs="NanumGothic" w:eastAsia="NanumGothic" w:hAnsi="NanumGothic"/>
           <w:sz w:val="19"/>
           <w:szCs w:val="19"/>
         </w:rPr>
@@ -951,7 +951,7 @@
       </w:pPr>
       <w:r>
         <w:rPr>
-          <w:rFonts w:ascii="맑은 고딕" w:cs="맑은 고딕" w:eastAsia="맑은 고딕" w:hAnsi="맑은 고딕"/>
+          <w:rFonts w:ascii="NanumGothic" w:cs="NanumGothic" w:eastAsia="NanumGothic" w:hAnsi="NanumGothic"/>
           <w:b/>
           <w:bCs/>
           <w:sz w:val="20"/>
@@ -961,7 +961,7 @@
       </w:r>
       <w:r>
         <w:rPr>
-          <w:rFonts w:ascii="맑은 고딕" w:cs="맑은 고딕" w:eastAsia="맑은 고딕" w:hAnsi="맑은 고딕"/>
+          <w:rFonts w:ascii="NanumGothic" w:cs="NanumGothic" w:eastAsia="NanumGothic" w:hAnsi="NanumGothic"/>
           <w:sz w:val="18"/>
           <w:szCs w:val="18"/>
         </w:rPr>
@@ -974,7 +974,7 @@
       </w:pPr>
       <w:r>
         <w:rPr>
-          <w:rFonts w:ascii="맑은 고딕" w:cs="맑은 고딕" w:eastAsia="맑은 고딕" w:hAnsi="맑은 고딕"/>
+          <w:rFonts w:ascii="NanumGothic" w:cs="NanumGothic" w:eastAsia="NanumGothic" w:hAnsi="NanumGothic"/>
           <w:i/>
           <w:iCs/>
           <w:sz w:val="18"/>
@@ -994,7 +994,7 @@
       </w:pPr>
       <w:r>
         <w:rPr>
-          <w:rFonts w:ascii="맑은 고딕" w:cs="맑은 고딕" w:eastAsia="맑은 고딕" w:hAnsi="맑은 고딕"/>
+          <w:rFonts w:ascii="NanumGothic" w:cs="NanumGothic" w:eastAsia="NanumGothic" w:hAnsi="NanumGothic"/>
           <w:sz w:val="19"/>
           <w:szCs w:val="19"/>
         </w:rPr>
@@ -1012,7 +1012,7 @@
       </w:pPr>
       <w:r>
         <w:rPr>
-          <w:rFonts w:ascii="맑은 고딕" w:cs="맑은 고딕" w:eastAsia="맑은 고딕" w:hAnsi="맑은 고딕"/>
+          <w:rFonts w:ascii="NanumGothic" w:cs="NanumGothic" w:eastAsia="NanumGothic" w:hAnsi="NanumGothic"/>
           <w:sz w:val="19"/>
           <w:szCs w:val="19"/>
         </w:rPr>
@@ -1028,7 +1028,7 @@
       </w:pPr>
       <w:r>
         <w:rPr>
-          <w:rFonts w:ascii="맑은 고딕" w:cs="맑은 고딕" w:eastAsia="맑은 고딕" w:hAnsi="맑은 고딕"/>
+          <w:rFonts w:ascii="NanumGothic" w:cs="NanumGothic" w:eastAsia="NanumGothic" w:hAnsi="NanumGothic"/>
           <w:b/>
           <w:bCs/>
           <w:sz w:val="20"/>
@@ -1038,7 +1038,7 @@
       </w:r>
       <w:r>
         <w:rPr>
-          <w:rFonts w:ascii="맑은 고딕" w:cs="맑은 고딕" w:eastAsia="맑은 고딕" w:hAnsi="맑은 고딕"/>
+          <w:rFonts w:ascii="NanumGothic" w:cs="NanumGothic" w:eastAsia="NanumGothic" w:hAnsi="NanumGothic"/>
           <w:sz w:val="18"/>
           <w:szCs w:val="18"/>
         </w:rPr>
@@ -1051,7 +1051,7 @@
       </w:pPr>
       <w:r>
         <w:rPr>
-          <w:rFonts w:ascii="맑은 고딕" w:cs="맑은 고딕" w:eastAsia="맑은 고딕" w:hAnsi="맑은 고딕"/>
+          <w:rFonts w:ascii="NanumGothic" w:cs="NanumGothic" w:eastAsia="NanumGothic" w:hAnsi="NanumGothic"/>
           <w:i/>
           <w:iCs/>
           <w:sz w:val="18"/>
@@ -1071,7 +1071,7 @@
       </w:pPr>
       <w:r>
         <w:rPr>
-          <w:rFonts w:ascii="맑은 고딕" w:cs="맑은 고딕" w:eastAsia="맑은 고딕" w:hAnsi="맑은 고딕"/>
+          <w:rFonts w:ascii="NanumGothic" w:cs="NanumGothic" w:eastAsia="NanumGothic" w:hAnsi="NanumGothic"/>
           <w:sz w:val="19"/>
           <w:szCs w:val="19"/>
         </w:rPr>
@@ -1089,7 +1089,7 @@
       </w:pPr>
       <w:r>
         <w:rPr>
-          <w:rFonts w:ascii="맑은 고딕" w:cs="맑은 고딕" w:eastAsia="맑은 고딕" w:hAnsi="맑은 고딕"/>
+          <w:rFonts w:ascii="NanumGothic" w:cs="NanumGothic" w:eastAsia="NanumGothic" w:hAnsi="NanumGothic"/>
           <w:sz w:val="19"/>
           <w:szCs w:val="19"/>
         </w:rPr>
@@ -1107,7 +1107,7 @@
       </w:pPr>
       <w:r>
         <w:rPr>
-          <w:rFonts w:ascii="맑은 고딕" w:cs="맑은 고딕" w:eastAsia="맑은 고딕" w:hAnsi="맑은 고딕"/>
+          <w:rFonts w:ascii="NanumGothic" w:cs="NanumGothic" w:eastAsia="NanumGothic" w:hAnsi="NanumGothic"/>
           <w:sz w:val="19"/>
           <w:szCs w:val="19"/>
         </w:rPr>
@@ -1125,7 +1125,7 @@
       </w:pPr>
       <w:r>
         <w:rPr>
-          <w:rFonts w:ascii="맑은 고딕" w:cs="맑은 고딕" w:eastAsia="맑은 고딕" w:hAnsi="맑은 고딕"/>
+          <w:rFonts w:ascii="NanumGothic" w:cs="NanumGothic" w:eastAsia="NanumGothic" w:hAnsi="NanumGothic"/>
           <w:sz w:val="19"/>
           <w:szCs w:val="19"/>
         </w:rPr>
@@ -1141,7 +1141,7 @@
       </w:pPr>
       <w:r>
         <w:rPr>
-          <w:rFonts w:ascii="맑은 고딕" w:cs="맑은 고딕" w:eastAsia="맑은 고딕" w:hAnsi="맑은 고딕"/>
+          <w:rFonts w:ascii="NanumGothic" w:cs="NanumGothic" w:eastAsia="NanumGothic" w:hAnsi="NanumGothic"/>
           <w:b/>
           <w:bCs/>
           <w:sz w:val="20"/>
@@ -1151,7 +1151,7 @@
       </w:r>
       <w:r>
         <w:rPr>
-          <w:rFonts w:ascii="맑은 고딕" w:cs="맑은 고딕" w:eastAsia="맑은 고딕" w:hAnsi="맑은 고딕"/>
+          <w:rFonts w:ascii="NanumGothic" w:cs="NanumGothic" w:eastAsia="NanumGothic" w:hAnsi="NanumGothic"/>
           <w:sz w:val="18"/>
           <w:szCs w:val="18"/>
         </w:rPr>
@@ -1164,7 +1164,7 @@
       </w:pPr>
       <w:r>
         <w:rPr>
-          <w:rFonts w:ascii="맑은 고딕" w:cs="맑은 고딕" w:eastAsia="맑은 고딕" w:hAnsi="맑은 고딕"/>
+          <w:rFonts w:ascii="NanumGothic" w:cs="NanumGothic" w:eastAsia="NanumGothic" w:hAnsi="NanumGothic"/>
           <w:i/>
           <w:iCs/>
           <w:sz w:val="18"/>
@@ -1184,7 +1184,7 @@
       </w:pPr>
       <w:r>
         <w:rPr>
-          <w:rFonts w:ascii="맑은 고딕" w:cs="맑은 고딕" w:eastAsia="맑은 고딕" w:hAnsi="맑은 고딕"/>
+          <w:rFonts w:ascii="NanumGothic" w:cs="NanumGothic" w:eastAsia="NanumGothic" w:hAnsi="NanumGothic"/>
           <w:b/>
           <w:bCs/>
           <w:sz w:val="19"/>
@@ -1204,7 +1204,7 @@
       </w:pPr>
       <w:r>
         <w:rPr>
-          <w:rFonts w:ascii="맑은 고딕" w:cs="맑은 고딕" w:eastAsia="맑은 고딕" w:hAnsi="맑은 고딕"/>
+          <w:rFonts w:ascii="NanumGothic" w:cs="NanumGothic" w:eastAsia="NanumGothic" w:hAnsi="NanumGothic"/>
           <w:sz w:val="19"/>
           <w:szCs w:val="19"/>
         </w:rPr>
@@ -1222,7 +1222,7 @@
       </w:pPr>
       <w:r>
         <w:rPr>
-          <w:rFonts w:ascii="맑은 고딕" w:cs="맑은 고딕" w:eastAsia="맑은 고딕" w:hAnsi="맑은 고딕"/>
+          <w:rFonts w:ascii="NanumGothic" w:cs="NanumGothic" w:eastAsia="NanumGothic" w:hAnsi="NanumGothic"/>
           <w:sz w:val="19"/>
           <w:szCs w:val="19"/>
         </w:rPr>
@@ -1240,7 +1240,7 @@
       </w:pPr>
       <w:r>
         <w:rPr>
-          <w:rFonts w:ascii="맑은 고딕" w:cs="맑은 고딕" w:eastAsia="맑은 고딕" w:hAnsi="맑은 고딕"/>
+          <w:rFonts w:ascii="NanumGothic" w:cs="NanumGothic" w:eastAsia="NanumGothic" w:hAnsi="NanumGothic"/>
           <w:b/>
           <w:bCs/>
           <w:sz w:val="19"/>
@@ -1250,7 +1250,7 @@
       </w:r>
       <w:r>
         <w:rPr>
-          <w:rFonts w:ascii="맑은 고딕" w:cs="맑은 고딕" w:eastAsia="맑은 고딕" w:hAnsi="맑은 고딕"/>
+          <w:rFonts w:ascii="NanumGothic" w:cs="NanumGothic" w:eastAsia="NanumGothic" w:hAnsi="NanumGothic"/>
           <w:sz w:val="19"/>
           <w:szCs w:val="19"/>
         </w:rPr>
@@ -1268,7 +1268,7 @@
       </w:pPr>
       <w:r>
         <w:rPr>
-          <w:rFonts w:ascii="맑은 고딕" w:cs="맑은 고딕" w:eastAsia="맑은 고딕" w:hAnsi="맑은 고딕"/>
+          <w:rFonts w:ascii="NanumGothic" w:cs="NanumGothic" w:eastAsia="NanumGothic" w:hAnsi="NanumGothic"/>
           <w:b/>
           <w:bCs/>
           <w:sz w:val="19"/>
@@ -1278,7 +1278,7 @@
       </w:r>
       <w:r>
         <w:rPr>
-          <w:rFonts w:ascii="맑은 고딕" w:cs="맑은 고딕" w:eastAsia="맑은 고딕" w:hAnsi="맑은 고딕"/>
+          <w:rFonts w:ascii="NanumGothic" w:cs="NanumGothic" w:eastAsia="NanumGothic" w:hAnsi="NanumGothic"/>
           <w:sz w:val="19"/>
           <w:szCs w:val="19"/>
         </w:rPr>
@@ -1294,7 +1294,7 @@
       </w:pPr>
       <w:r>
         <w:rPr>
-          <w:rFonts w:ascii="맑은 고딕" w:cs="맑은 고딕" w:eastAsia="맑은 고딕" w:hAnsi="맑은 고딕"/>
+          <w:rFonts w:ascii="NanumGothic" w:cs="NanumGothic" w:eastAsia="NanumGothic" w:hAnsi="NanumGothic"/>
           <w:b/>
           <w:bCs/>
           <w:sz w:val="20"/>
@@ -1304,7 +1304,7 @@
       </w:r>
       <w:r>
         <w:rPr>
-          <w:rFonts w:ascii="맑은 고딕" w:cs="맑은 고딕" w:eastAsia="맑은 고딕" w:hAnsi="맑은 고딕"/>
+          <w:rFonts w:ascii="NanumGothic" w:cs="NanumGothic" w:eastAsia="NanumGothic" w:hAnsi="NanumGothic"/>
           <w:sz w:val="18"/>
           <w:szCs w:val="18"/>
         </w:rPr>
@@ -1322,7 +1322,7 @@
       </w:pPr>
       <w:r>
         <w:rPr>
-          <w:rFonts w:ascii="맑은 고딕" w:cs="맑은 고딕" w:eastAsia="맑은 고딕" w:hAnsi="맑은 고딕"/>
+          <w:rFonts w:ascii="NanumGothic" w:cs="NanumGothic" w:eastAsia="NanumGothic" w:hAnsi="NanumGothic"/>
           <w:sz w:val="19"/>
           <w:szCs w:val="19"/>
         </w:rPr>
@@ -1340,7 +1340,7 @@
       </w:pPr>
       <w:r>
         <w:rPr>
-          <w:rFonts w:ascii="맑은 고딕" w:cs="맑은 고딕" w:eastAsia="맑은 고딕" w:hAnsi="맑은 고딕"/>
+          <w:rFonts w:ascii="NanumGothic" w:cs="NanumGothic" w:eastAsia="NanumGothic" w:hAnsi="NanumGothic"/>
           <w:sz w:val="19"/>
           <w:szCs w:val="19"/>
         </w:rPr>
@@ -1356,7 +1356,7 @@
       </w:pPr>
       <w:r>
         <w:rPr>
-          <w:rFonts w:ascii="맑은 고딕" w:cs="맑은 고딕" w:eastAsia="맑은 고딕" w:hAnsi="맑은 고딕"/>
+          <w:rFonts w:ascii="NanumGothic" w:cs="NanumGothic" w:eastAsia="NanumGothic" w:hAnsi="NanumGothic"/>
           <w:b/>
           <w:bCs/>
           <w:sz w:val="22"/>
@@ -1371,7 +1371,7 @@
       </w:pPr>
       <w:r>
         <w:rPr>
-          <w:rFonts w:ascii="맑은 고딕" w:cs="맑은 고딕" w:eastAsia="맑은 고딕" w:hAnsi="맑은 고딕"/>
+          <w:rFonts w:ascii="NanumGothic" w:cs="NanumGothic" w:eastAsia="NanumGothic" w:hAnsi="NanumGothic"/>
           <w:b/>
           <w:bCs/>
           <w:sz w:val="20"/>
@@ -1391,7 +1391,7 @@
       </w:pPr>
       <w:r>
         <w:rPr>
-          <w:rFonts w:ascii="맑은 고딕" w:cs="맑은 고딕" w:eastAsia="맑은 고딕" w:hAnsi="맑은 고딕"/>
+          <w:rFonts w:ascii="NanumGothic" w:cs="NanumGothic" w:eastAsia="NanumGothic" w:hAnsi="NanumGothic"/>
           <w:b/>
           <w:bCs/>
           <w:sz w:val="19"/>
@@ -1411,7 +1411,7 @@
       </w:pPr>
       <w:r>
         <w:rPr>
-          <w:rFonts w:ascii="맑은 고딕" w:cs="맑은 고딕" w:eastAsia="맑은 고딕" w:hAnsi="맑은 고딕"/>
+          <w:rFonts w:ascii="NanumGothic" w:cs="NanumGothic" w:eastAsia="NanumGothic" w:hAnsi="NanumGothic"/>
           <w:b/>
           <w:bCs/>
           <w:sz w:val="19"/>
@@ -1431,7 +1431,7 @@
       </w:pPr>
       <w:r>
         <w:rPr>
-          <w:rFonts w:ascii="맑은 고딕" w:cs="맑은 고딕" w:eastAsia="맑은 고딕" w:hAnsi="맑은 고딕"/>
+          <w:rFonts w:ascii="NanumGothic" w:cs="NanumGothic" w:eastAsia="NanumGothic" w:hAnsi="NanumGothic"/>
           <w:sz w:val="19"/>
           <w:szCs w:val="19"/>
         </w:rPr>
@@ -1449,7 +1449,7 @@
       </w:pPr>
       <w:r>
         <w:rPr>
-          <w:rFonts w:ascii="맑은 고딕" w:cs="맑은 고딕" w:eastAsia="맑은 고딕" w:hAnsi="맑은 고딕"/>
+          <w:rFonts w:ascii="NanumGothic" w:cs="NanumGothic" w:eastAsia="NanumGothic" w:hAnsi="NanumGothic"/>
           <w:sz w:val="19"/>
           <w:szCs w:val="19"/>
         </w:rPr>
@@ -1467,7 +1467,7 @@
       </w:pPr>
       <w:r>
         <w:rPr>
-          <w:rFonts w:ascii="맑은 고딕" w:cs="맑은 고딕" w:eastAsia="맑은 고딕" w:hAnsi="맑은 고딕"/>
+          <w:rFonts w:ascii="NanumGothic" w:cs="NanumGothic" w:eastAsia="NanumGothic" w:hAnsi="NanumGothic"/>
           <w:sz w:val="19"/>
           <w:szCs w:val="19"/>
         </w:rPr>
@@ -1485,7 +1485,7 @@
       </w:pPr>
       <w:r>
         <w:rPr>
-          <w:rFonts w:ascii="맑은 고딕" w:cs="맑은 고딕" w:eastAsia="맑은 고딕" w:hAnsi="맑은 고딕"/>
+          <w:rFonts w:ascii="NanumGothic" w:cs="NanumGothic" w:eastAsia="NanumGothic" w:hAnsi="NanumGothic"/>
           <w:sz w:val="19"/>
           <w:szCs w:val="19"/>
         </w:rPr>
@@ -1503,7 +1503,7 @@
       </w:pPr>
       <w:r>
         <w:rPr>
-          <w:rFonts w:ascii="맑은 고딕" w:cs="맑은 고딕" w:eastAsia="맑은 고딕" w:hAnsi="맑은 고딕"/>
+          <w:rFonts w:ascii="NanumGothic" w:cs="NanumGothic" w:eastAsia="NanumGothic" w:hAnsi="NanumGothic"/>
           <w:sz w:val="19"/>
           <w:szCs w:val="19"/>
         </w:rPr>
@@ -1521,7 +1521,7 @@
       </w:pPr>
       <w:r>
         <w:rPr>
-          <w:rFonts w:ascii="맑은 고딕" w:cs="맑은 고딕" w:eastAsia="맑은 고딕" w:hAnsi="맑은 고딕"/>
+          <w:rFonts w:ascii="NanumGothic" w:cs="NanumGothic" w:eastAsia="NanumGothic" w:hAnsi="NanumGothic"/>
           <w:sz w:val="19"/>
           <w:szCs w:val="19"/>
         </w:rPr>
@@ -1534,7 +1534,7 @@
       </w:pPr>
       <w:r>
         <w:rPr>
-          <w:rFonts w:ascii="맑은 고딕" w:cs="맑은 고딕" w:eastAsia="맑은 고딕" w:hAnsi="맑은 고딕"/>
+          <w:rFonts w:ascii="NanumGothic" w:cs="NanumGothic" w:eastAsia="NanumGothic" w:hAnsi="NanumGothic"/>
           <w:b/>
           <w:bCs/>
           <w:sz w:val="20"/>
@@ -1554,7 +1554,7 @@
       </w:pPr>
       <w:r>
         <w:rPr>
-          <w:rFonts w:ascii="맑은 고딕" w:cs="맑은 고딕" w:eastAsia="맑은 고딕" w:hAnsi="맑은 고딕"/>
+          <w:rFonts w:ascii="NanumGothic" w:cs="NanumGothic" w:eastAsia="NanumGothic" w:hAnsi="NanumGothic"/>
           <w:sz w:val="19"/>
           <w:szCs w:val="19"/>
         </w:rPr>
@@ -1572,7 +1572,7 @@
       </w:pPr>
       <w:r>
         <w:rPr>
-          <w:rFonts w:ascii="맑은 고딕" w:cs="맑은 고딕" w:eastAsia="맑은 고딕" w:hAnsi="맑은 고딕"/>
+          <w:rFonts w:ascii="NanumGothic" w:cs="NanumGothic" w:eastAsia="NanumGothic" w:hAnsi="NanumGothic"/>
           <w:sz w:val="19"/>
           <w:szCs w:val="19"/>
         </w:rPr>
@@ -1590,7 +1590,7 @@
       </w:pPr>
       <w:r>
         <w:rPr>
-          <w:rFonts w:ascii="맑은 고딕" w:cs="맑은 고딕" w:eastAsia="맑은 고딕" w:hAnsi="맑은 고딕"/>
+          <w:rFonts w:ascii="NanumGothic" w:cs="NanumGothic" w:eastAsia="NanumGothic" w:hAnsi="NanumGothic"/>
           <w:sz w:val="19"/>
           <w:szCs w:val="19"/>
         </w:rPr>
@@ -1608,7 +1608,7 @@
       </w:pPr>
       <w:r>
         <w:rPr>
-          <w:rFonts w:ascii="맑은 고딕" w:cs="맑은 고딕" w:eastAsia="맑은 고딕" w:hAnsi="맑은 고딕"/>
+          <w:rFonts w:ascii="NanumGothic" w:cs="NanumGothic" w:eastAsia="NanumGothic" w:hAnsi="NanumGothic"/>
           <w:sz w:val="19"/>
           <w:szCs w:val="19"/>
         </w:rPr>
@@ -1626,7 +1626,7 @@
       </w:pPr>
       <w:r>
         <w:rPr>
-          <w:rFonts w:ascii="맑은 고딕" w:cs="맑은 고딕" w:eastAsia="맑은 고딕" w:hAnsi="맑은 고딕"/>
+          <w:rFonts w:ascii="NanumGothic" w:cs="NanumGothic" w:eastAsia="NanumGothic" w:hAnsi="NanumGothic"/>
           <w:sz w:val="19"/>
           <w:szCs w:val="19"/>
         </w:rPr>
@@ -1639,7 +1639,7 @@
       </w:pPr>
       <w:r>
         <w:rPr>
-          <w:rFonts w:ascii="맑은 고딕" w:cs="맑은 고딕" w:eastAsia="맑은 고딕" w:hAnsi="맑은 고딕"/>
+          <w:rFonts w:ascii="NanumGothic" w:cs="NanumGothic" w:eastAsia="NanumGothic" w:hAnsi="NanumGothic"/>
           <w:b/>
           <w:bCs/>
           <w:sz w:val="20"/>
@@ -1659,7 +1659,7 @@
       </w:pPr>
       <w:r>
         <w:rPr>
-          <w:rFonts w:ascii="맑은 고딕" w:cs="맑은 고딕" w:eastAsia="맑은 고딕" w:hAnsi="맑은 고딕"/>
+          <w:rFonts w:ascii="NanumGothic" w:cs="NanumGothic" w:eastAsia="NanumGothic" w:hAnsi="NanumGothic"/>
           <w:sz w:val="19"/>
           <w:szCs w:val="19"/>
         </w:rPr>
@@ -1677,7 +1677,7 @@
       </w:pPr>
       <w:r>
         <w:rPr>
-          <w:rFonts w:ascii="맑은 고딕" w:cs="맑은 고딕" w:eastAsia="맑은 고딕" w:hAnsi="맑은 고딕"/>
+          <w:rFonts w:ascii="NanumGothic" w:cs="NanumGothic" w:eastAsia="NanumGothic" w:hAnsi="NanumGothic"/>
           <w:sz w:val="19"/>
           <w:szCs w:val="19"/>
         </w:rPr>
@@ -1695,7 +1695,7 @@
       </w:pPr>
       <w:r>
         <w:rPr>
-          <w:rFonts w:ascii="맑은 고딕" w:cs="맑은 고딕" w:eastAsia="맑은 고딕" w:hAnsi="맑은 고딕"/>
+          <w:rFonts w:ascii="NanumGothic" w:cs="NanumGothic" w:eastAsia="NanumGothic" w:hAnsi="NanumGothic"/>
           <w:sz w:val="19"/>
           <w:szCs w:val="19"/>
         </w:rPr>
@@ -1713,7 +1713,7 @@
       </w:pPr>
       <w:r>
         <w:rPr>
-          <w:rFonts w:ascii="맑은 고딕" w:cs="맑은 고딕" w:eastAsia="맑은 고딕" w:hAnsi="맑은 고딕"/>
+          <w:rFonts w:ascii="NanumGothic" w:cs="NanumGothic" w:eastAsia="NanumGothic" w:hAnsi="NanumGothic"/>
           <w:sz w:val="19"/>
           <w:szCs w:val="19"/>
         </w:rPr>
@@ -1729,7 +1729,7 @@
       </w:pPr>
       <w:r>
         <w:rPr>
-          <w:rFonts w:ascii="맑은 고딕" w:cs="맑은 고딕" w:eastAsia="맑은 고딕" w:hAnsi="맑은 고딕"/>
+          <w:rFonts w:ascii="NanumGothic" w:cs="NanumGothic" w:eastAsia="NanumGothic" w:hAnsi="NanumGothic"/>
           <w:b/>
           <w:bCs/>
           <w:sz w:val="22"/>
@@ -1744,7 +1744,7 @@
       </w:pPr>
       <w:r>
         <w:rPr>
-          <w:rFonts w:ascii="맑은 고딕" w:cs="맑은 고딕" w:eastAsia="맑은 고딕" w:hAnsi="맑은 고딕"/>
+          <w:rFonts w:ascii="NanumGothic" w:cs="NanumGothic" w:eastAsia="NanumGothic" w:hAnsi="NanumGothic"/>
           <w:b/>
           <w:bCs/>
           <w:sz w:val="20"/>
@@ -1764,7 +1764,7 @@
       </w:pPr>
       <w:r>
         <w:rPr>
-          <w:rFonts w:ascii="맑은 고딕" w:cs="맑은 고딕" w:eastAsia="맑은 고딕" w:hAnsi="맑은 고딕"/>
+          <w:rFonts w:ascii="NanumGothic" w:cs="NanumGothic" w:eastAsia="NanumGothic" w:hAnsi="NanumGothic"/>
           <w:b/>
           <w:bCs/>
           <w:sz w:val="19"/>
@@ -1774,7 +1774,7 @@
       </w:r>
       <w:r>
         <w:rPr>
-          <w:rFonts w:ascii="맑은 고딕" w:cs="맑은 고딕" w:eastAsia="맑은 고딕" w:hAnsi="맑은 고딕"/>
+          <w:rFonts w:ascii="NanumGothic" w:cs="NanumGothic" w:eastAsia="NanumGothic" w:hAnsi="NanumGothic"/>
           <w:sz w:val="19"/>
           <w:szCs w:val="19"/>
         </w:rPr>
@@ -1782,7 +1782,7 @@
       </w:r>
       <w:r>
         <w:rPr>
-          <w:rFonts w:ascii="맑은 고딕" w:cs="맑은 고딕" w:eastAsia="맑은 고딕" w:hAnsi="맑은 고딕"/>
+          <w:rFonts w:ascii="NanumGothic" w:cs="NanumGothic" w:eastAsia="NanumGothic" w:hAnsi="NanumGothic"/>
           <w:b/>
           <w:bCs/>
           <w:sz w:val="19"/>
@@ -1792,7 +1792,7 @@
       </w:r>
       <w:r>
         <w:rPr>
-          <w:rFonts w:ascii="맑은 고딕" w:cs="맑은 고딕" w:eastAsia="맑은 고딕" w:hAnsi="맑은 고딕"/>
+          <w:rFonts w:ascii="NanumGothic" w:cs="NanumGothic" w:eastAsia="NanumGothic" w:hAnsi="NanumGothic"/>
           <w:sz w:val="19"/>
           <w:szCs w:val="19"/>
         </w:rPr>
@@ -1810,7 +1810,7 @@
       </w:pPr>
       <w:r>
         <w:rPr>
-          <w:rFonts w:ascii="맑은 고딕" w:cs="맑은 고딕" w:eastAsia="맑은 고딕" w:hAnsi="맑은 고딕"/>
+          <w:rFonts w:ascii="NanumGothic" w:cs="NanumGothic" w:eastAsia="NanumGothic" w:hAnsi="NanumGothic"/>
           <w:b/>
           <w:bCs/>
           <w:sz w:val="19"/>
@@ -1820,7 +1820,7 @@
       </w:r>
       <w:r>
         <w:rPr>
-          <w:rFonts w:ascii="맑은 고딕" w:cs="맑은 고딕" w:eastAsia="맑은 고딕" w:hAnsi="맑은 고딕"/>
+          <w:rFonts w:ascii="NanumGothic" w:cs="NanumGothic" w:eastAsia="NanumGothic" w:hAnsi="NanumGothic"/>
           <w:sz w:val="19"/>
           <w:szCs w:val="19"/>
         </w:rPr>
@@ -1838,7 +1838,7 @@
       </w:pPr>
       <w:r>
         <w:rPr>
-          <w:rFonts w:ascii="맑은 고딕" w:cs="맑은 고딕" w:eastAsia="맑은 고딕" w:hAnsi="맑은 고딕"/>
+          <w:rFonts w:ascii="NanumGothic" w:cs="NanumGothic" w:eastAsia="NanumGothic" w:hAnsi="NanumGothic"/>
           <w:sz w:val="19"/>
           <w:szCs w:val="19"/>
         </w:rPr>
@@ -1851,7 +1851,7 @@
       </w:pPr>
       <w:r>
         <w:rPr>
-          <w:rFonts w:ascii="맑은 고딕" w:cs="맑은 고딕" w:eastAsia="맑은 고딕" w:hAnsi="맑은 고딕"/>
+          <w:rFonts w:ascii="NanumGothic" w:cs="NanumGothic" w:eastAsia="NanumGothic" w:hAnsi="NanumGothic"/>
           <w:b/>
           <w:bCs/>
           <w:sz w:val="20"/>
@@ -1871,7 +1871,7 @@
       </w:pPr>
       <w:r>
         <w:rPr>
-          <w:rFonts w:ascii="맑은 고딕" w:cs="맑은 고딕" w:eastAsia="맑은 고딕" w:hAnsi="맑은 고딕"/>
+          <w:rFonts w:ascii="NanumGothic" w:cs="NanumGothic" w:eastAsia="NanumGothic" w:hAnsi="NanumGothic"/>
           <w:sz w:val="19"/>
           <w:szCs w:val="19"/>
         </w:rPr>
@@ -1889,7 +1889,7 @@
       </w:pPr>
       <w:r>
         <w:rPr>
-          <w:rFonts w:ascii="맑은 고딕" w:cs="맑은 고딕" w:eastAsia="맑은 고딕" w:hAnsi="맑은 고딕"/>
+          <w:rFonts w:ascii="NanumGothic" w:cs="NanumGothic" w:eastAsia="NanumGothic" w:hAnsi="NanumGothic"/>
           <w:sz w:val="19"/>
           <w:szCs w:val="19"/>
         </w:rPr>
@@ -1907,7 +1907,7 @@
       </w:pPr>
       <w:r>
         <w:rPr>
-          <w:rFonts w:ascii="맑은 고딕" w:cs="맑은 고딕" w:eastAsia="맑은 고딕" w:hAnsi="맑은 고딕"/>
+          <w:rFonts w:ascii="NanumGothic" w:cs="NanumGothic" w:eastAsia="NanumGothic" w:hAnsi="NanumGothic"/>
           <w:sz w:val="19"/>
           <w:szCs w:val="19"/>
         </w:rPr>
@@ -1925,7 +1925,7 @@
       </w:pPr>
       <w:r>
         <w:rPr>
-          <w:rFonts w:ascii="맑은 고딕" w:cs="맑은 고딕" w:eastAsia="맑은 고딕" w:hAnsi="맑은 고딕"/>
+          <w:rFonts w:ascii="NanumGothic" w:cs="NanumGothic" w:eastAsia="NanumGothic" w:hAnsi="NanumGothic"/>
           <w:sz w:val="19"/>
           <w:szCs w:val="19"/>
         </w:rPr>
@@ -1943,7 +1943,7 @@
       </w:pPr>
       <w:r>
         <w:rPr>
-          <w:rFonts w:ascii="맑은 고딕" w:cs="맑은 고딕" w:eastAsia="맑은 고딕" w:hAnsi="맑은 고딕"/>
+          <w:rFonts w:ascii="NanumGothic" w:cs="NanumGothic" w:eastAsia="NanumGothic" w:hAnsi="NanumGothic"/>
           <w:sz w:val="19"/>
           <w:szCs w:val="19"/>
         </w:rPr>
@@ -1956,7 +1956,7 @@
       </w:pPr>
       <w:r>
         <w:rPr>
-          <w:rFonts w:ascii="맑은 고딕" w:cs="맑은 고딕" w:eastAsia="맑은 고딕" w:hAnsi="맑은 고딕"/>
+          <w:rFonts w:ascii="NanumGothic" w:cs="NanumGothic" w:eastAsia="NanumGothic" w:hAnsi="NanumGothic"/>
           <w:b/>
           <w:bCs/>
           <w:sz w:val="20"/>
@@ -1976,7 +1976,7 @@
       </w:pPr>
       <w:r>
         <w:rPr>
-          <w:rFonts w:ascii="맑은 고딕" w:cs="맑은 고딕" w:eastAsia="맑은 고딕" w:hAnsi="맑은 고딕"/>
+          <w:rFonts w:ascii="NanumGothic" w:cs="NanumGothic" w:eastAsia="NanumGothic" w:hAnsi="NanumGothic"/>
           <w:sz w:val="19"/>
           <w:szCs w:val="19"/>
         </w:rPr>
